--- a/rapports/2026-06-04/EQ19/EQ19_enq1_v2/DR_131201030006/22-53-30-08.docx
+++ b/rapports/2026-06-04/EQ19/EQ19_enq1_v2/DR_131201030006/22-53-30-08.docx
@@ -454,7 +454,7 @@
                 <w:color w:val="16A34A"/>
                 <w:sz w:val="16"/>
               </w:rPr>
-              <w:t>—</w:t>
+              <w:t>s01q00b</w:t>
             </w:r>
           </w:p>
         </w:tc>
@@ -544,7 +544,7 @@
                 <w:color w:val="16A34A"/>
                 <w:sz w:val="16"/>
               </w:rPr>
-              <w:t>—</w:t>
+              <w:t>s01q00b</w:t>
             </w:r>
           </w:p>
         </w:tc>
@@ -634,7 +634,7 @@
                 <w:color w:val="16A34A"/>
                 <w:sz w:val="16"/>
               </w:rPr>
-              <w:t>—</w:t>
+              <w:t>s01q00b</w:t>
             </w:r>
           </w:p>
         </w:tc>
@@ -724,7 +724,7 @@
                 <w:color w:val="16A34A"/>
                 <w:sz w:val="16"/>
               </w:rPr>
-              <w:t>—</w:t>
+              <w:t>s01q25, s01q30, s04q23, s01q00b, s01q30_decode, s04q23_decode</w:t>
             </w:r>
           </w:p>
         </w:tc>
@@ -904,7 +904,7 @@
                 <w:color w:val="16A34A"/>
                 <w:sz w:val="16"/>
               </w:rPr>
-              <w:t>—</w:t>
+              <w:t>s01q25, s01q30, s04q23, s01q00b, s01q30_decode, s04q23_decode</w:t>
             </w:r>
           </w:p>
         </w:tc>
@@ -1174,7 +1174,7 @@
                 <w:color w:val="16A34A"/>
                 <w:sz w:val="16"/>
               </w:rPr>
-              <w:t>—</w:t>
+              <w:t>s01q25, s01q30, s04q23, s01q00b, s01q30_decode, s04q23_decode</w:t>
             </w:r>
           </w:p>
         </w:tc>
@@ -1354,7 +1354,7 @@
                 <w:color w:val="16A34A"/>
                 <w:sz w:val="16"/>
               </w:rPr>
-              <w:t>—</w:t>
+              <w:t>s01q25, s01q30, s04q23, s01q00b, s01q30_decode, s04q23_decode</w:t>
             </w:r>
           </w:p>
         </w:tc>
@@ -1714,7 +1714,7 @@
                 <w:color w:val="16A34A"/>
                 <w:sz w:val="16"/>
               </w:rPr>
-              <w:t>—</w:t>
+              <w:t>s01q25, s01q30, s04q23, s01q00b, s01q30_decode, s04q23_decode</w:t>
             </w:r>
           </w:p>
         </w:tc>
@@ -1984,7 +1984,7 @@
                 <w:color w:val="16A34A"/>
                 <w:sz w:val="16"/>
               </w:rPr>
-              <w:t>—</w:t>
+              <w:t>s01q25, s01q30, s04q23, s01q00b, s01q30_decode, s04q23_decode</w:t>
             </w:r>
           </w:p>
         </w:tc>
@@ -2164,7 +2164,7 @@
                 <w:color w:val="16A34A"/>
                 <w:sz w:val="16"/>
               </w:rPr>
-              <w:t>—</w:t>
+              <w:t>s01q25, s01q30, s04q23, s01q00b, s01q30_decode, s04q23_decode</w:t>
             </w:r>
           </w:p>
         </w:tc>
@@ -2344,7 +2344,7 @@
                 <w:color w:val="16A34A"/>
                 <w:sz w:val="16"/>
               </w:rPr>
-              <w:t>—</w:t>
+              <w:t>s00q29</w:t>
             </w:r>
           </w:p>
         </w:tc>
@@ -2524,7 +2524,7 @@
                 <w:color w:val="16A34A"/>
                 <w:sz w:val="16"/>
               </w:rPr>
-              <w:t>—</w:t>
+              <w:t>s01q49, s02q24, s01q00b, s02q17_2, s02q15_2</w:t>
             </w:r>
           </w:p>
         </w:tc>
@@ -2794,7 +2794,7 @@
                 <w:color w:val="16A34A"/>
                 <w:sz w:val="16"/>
               </w:rPr>
-              <w:t>—</w:t>
+              <w:t>s01q32, s01q36, s01q38, s04q37_modif, s02q33, s02q34, s01q00b</w:t>
             </w:r>
           </w:p>
         </w:tc>
@@ -3064,7 +3064,7 @@
                 <w:color w:val="16A34A"/>
                 <w:sz w:val="16"/>
               </w:rPr>
-              <w:t>—</w:t>
+              <w:t>s01q32, s01q36, s01q38, s04q37_modif, s02q33, s02q34, s01q00b</w:t>
             </w:r>
           </w:p>
         </w:tc>
@@ -3244,7 +3244,7 @@
                 <w:color w:val="16A34A"/>
                 <w:sz w:val="16"/>
               </w:rPr>
-              <w:t>—</w:t>
+              <w:t>s01q32, s01q36, s01q38, s04q37_modif, s02q33, s02q34, s01q00b</w:t>
             </w:r>
           </w:p>
         </w:tc>
@@ -3334,7 +3334,7 @@
                 <w:color w:val="16A34A"/>
                 <w:sz w:val="16"/>
               </w:rPr>
-              <w:t>—</w:t>
+              <w:t>s01q32, s01q36, s01q38, s04q37_modif, s02q33, s02q34, s01q00b</w:t>
             </w:r>
           </w:p>
         </w:tc>
@@ -3514,7 +3514,7 @@
                 <w:color w:val="16A34A"/>
                 <w:sz w:val="16"/>
               </w:rPr>
-              <w:t>—</w:t>
+              <w:t>s01q49, s02q24, s04q37, s04q50, s01q00b</w:t>
             </w:r>
           </w:p>
         </w:tc>
@@ -3694,7 +3694,7 @@
                 <w:color w:val="16A34A"/>
                 <w:sz w:val="16"/>
               </w:rPr>
-              <w:t>—</w:t>
+              <w:t>s01q07, s01q08, s02q20, s02q22, s03q07, s02q29, s04q19, s13q02</w:t>
             </w:r>
           </w:p>
         </w:tc>
@@ -3874,7 +3874,7 @@
                 <w:color w:val="16A34A"/>
                 <w:sz w:val="16"/>
               </w:rPr>
-              <w:t>—</w:t>
+              <w:t>s01q29, s01q31, s04q24, s00q04, s11q21, s09fq03, s09fq011</w:t>
             </w:r>
           </w:p>
         </w:tc>
@@ -3964,7 +3964,7 @@
                 <w:color w:val="16A34A"/>
                 <w:sz w:val="16"/>
               </w:rPr>
-              <w:t>—</w:t>
+              <w:t>s01q02, s02q01__1, s02q02__1, s02q03__1, s02q15, s03q17, s04q28, s04q35d</w:t>
             </w:r>
           </w:p>
         </w:tc>
@@ -4054,7 +4054,7 @@
                 <w:color w:val="16A34A"/>
                 <w:sz w:val="16"/>
               </w:rPr>
-              <w:t>—</w:t>
+              <w:t>s00q28, s01q28, s01q29, s01q30, s02q01__1, s02q02__1, s03q19, s04q32</w:t>
             </w:r>
           </w:p>
         </w:tc>
@@ -4234,7 +4234,7 @@
                 <w:color w:val="16A34A"/>
                 <w:sz w:val="16"/>
               </w:rPr>
-              <w:t>—</w:t>
+              <w:t>s00q27</w:t>
             </w:r>
           </w:p>
         </w:tc>
@@ -4414,7 +4414,7 @@
                 <w:color w:val="16A34A"/>
                 <w:sz w:val="16"/>
               </w:rPr>
-              <w:t>—</w:t>
+              <w:t>s00q14, s00q16, s00q18</w:t>
             </w:r>
           </w:p>
         </w:tc>
@@ -4593,7 +4593,7 @@
                 <w:color w:val="16A34A"/>
                 <w:sz w:val="16"/>
               </w:rPr>
-              <w:t>—</w:t>
+              <w:t>s01q41a, s01q00b</w:t>
             </w:r>
           </w:p>
         </w:tc>
@@ -7383,7 +7383,7 @@
                 <w:color w:val="16A34A"/>
                 <w:sz w:val="16"/>
               </w:rPr>
-              <w:t>—</w:t>
+              <w:t>s01q23, s01q00b, s01q23_autre</w:t>
             </w:r>
           </w:p>
         </w:tc>
@@ -8013,7 +8013,7 @@
                 <w:color w:val="16A34A"/>
                 <w:sz w:val="16"/>
               </w:rPr>
-              <w:t>—</w:t>
+              <w:t>s00q14, s00q16, s00q18, s01q39, s01q42__1, s01q42__2, s02q30, s02q34</w:t>
             </w:r>
           </w:p>
         </w:tc>
@@ -8103,7 +8103,7 @@
                 <w:color w:val="16A34A"/>
                 <w:sz w:val="16"/>
               </w:rPr>
-              <w:t>—</w:t>
+              <w:t>s00q07a, s01q54a, s01q54b, s02q20, s02q21, s03q53, s01q00b</w:t>
             </w:r>
           </w:p>
         </w:tc>
@@ -8193,7 +8193,7 @@
                 <w:color w:val="16A34A"/>
                 <w:sz w:val="16"/>
               </w:rPr>
-              <w:t>—</w:t>
+              <w:t>s01q47__1, s01q47__2, s01q47__3, s01q47__4, s01q47__5, s01q47__6, s01q47__7, s02q15</w:t>
             </w:r>
           </w:p>
         </w:tc>
@@ -8283,7 +8283,7 @@
                 <w:color w:val="16A34A"/>
                 <w:sz w:val="16"/>
               </w:rPr>
-              <w:t>—</w:t>
+              <w:t>s01q47__1, s01q47__2, s01q47__3, s01q47__4, s01q47__5, s01q47__6, s01q47__7, s02q15</w:t>
             </w:r>
           </w:p>
         </w:tc>
@@ -8643,7 +8643,7 @@
                 <w:color w:val="16A34A"/>
                 <w:sz w:val="16"/>
               </w:rPr>
-              <w:t>—</w:t>
+              <w:t>s01q35, s01q36, s01q37, s02q04, s02q15, s03q13, s03q14, s03q15</w:t>
             </w:r>
           </w:p>
         </w:tc>
@@ -8733,7 +8733,7 @@
                 <w:color w:val="16A34A"/>
                 <w:sz w:val="16"/>
               </w:rPr>
-              <w:t>—</w:t>
+              <w:t>s01q35, s01q36, s01q37, s02q04, s02q15, s03q13, s03q14, s03q15</w:t>
             </w:r>
           </w:p>
         </w:tc>
@@ -9003,7 +9003,7 @@
                 <w:color w:val="16A34A"/>
                 <w:sz w:val="16"/>
               </w:rPr>
-              <w:t>—</w:t>
+              <w:t>s01q23, s01q00b, s01q23_autre</w:t>
             </w:r>
           </w:p>
         </w:tc>
@@ -9273,7 +9273,7 @@
                 <w:color w:val="16A34A"/>
                 <w:sz w:val="16"/>
               </w:rPr>
-              <w:t>—</w:t>
+              <w:t>s00q10, s01q35, s01q36, s01q37, s02q04, s02q15, s03q31, s04q22</w:t>
             </w:r>
           </w:p>
         </w:tc>
@@ -9723,7 +9723,7 @@
                 <w:color w:val="16A34A"/>
                 <w:sz w:val="16"/>
               </w:rPr>
-              <w:t>—</w:t>
+              <w:t>s00q04, s01q41, s02q14, s01q00b</w:t>
             </w:r>
           </w:p>
         </w:tc>
@@ -9903,7 +9903,7 @@
                 <w:color w:val="16A34A"/>
                 <w:sz w:val="16"/>
               </w:rPr>
-              <w:t>—</w:t>
+              <w:t>s00q04, s01q41, s02q14, s01q00b</w:t>
             </w:r>
           </w:p>
         </w:tc>
@@ -10083,7 +10083,7 @@
                 <w:color w:val="16A34A"/>
                 <w:sz w:val="16"/>
               </w:rPr>
-              <w:t>—</w:t>
+              <w:t>s00q04, s01q41, s02q14, s01q00b</w:t>
             </w:r>
           </w:p>
         </w:tc>
@@ -10263,7 +10263,7 @@
                 <w:color w:val="16A34A"/>
                 <w:sz w:val="16"/>
               </w:rPr>
-              <w:t>—</w:t>
+              <w:t>s00q04, s01q41, s02q14, s01q00b</w:t>
             </w:r>
           </w:p>
         </w:tc>
@@ -10443,7 +10443,7 @@
                 <w:color w:val="16A34A"/>
                 <w:sz w:val="16"/>
               </w:rPr>
-              <w:t>—</w:t>
+              <w:t>s00q04, s01q41, s02q14, s01q00b</w:t>
             </w:r>
           </w:p>
         </w:tc>
@@ -10623,7 +10623,7 @@
                 <w:color w:val="16A34A"/>
                 <w:sz w:val="16"/>
               </w:rPr>
-              <w:t>—</w:t>
+              <w:t>s00q04, s01q41, s02q14, s01q00b</w:t>
             </w:r>
           </w:p>
         </w:tc>
@@ -10893,7 +10893,7 @@
                 <w:color w:val="16A34A"/>
                 <w:sz w:val="16"/>
               </w:rPr>
-              <w:t>—</w:t>
+              <w:t>s00q04, s01q41, s02q14, s01q00b</w:t>
             </w:r>
           </w:p>
         </w:tc>
@@ -11073,7 +11073,7 @@
                 <w:color w:val="16A34A"/>
                 <w:sz w:val="16"/>
               </w:rPr>
-              <w:t>—</w:t>
+              <w:t>s00q04, s01q41, s02q14, s01q00b</w:t>
             </w:r>
           </w:p>
         </w:tc>
@@ -11253,7 +11253,7 @@
                 <w:color w:val="16A34A"/>
                 <w:sz w:val="16"/>
               </w:rPr>
-              <w:t>—</w:t>
+              <w:t>s00q04, s01q41, s02q14, s01q00b</w:t>
             </w:r>
           </w:p>
         </w:tc>
@@ -11433,7 +11433,7 @@
                 <w:color w:val="16A34A"/>
                 <w:sz w:val="16"/>
               </w:rPr>
-              <w:t>—</w:t>
+              <w:t>s00q04, s01q41, s02q14, s01q00b</w:t>
             </w:r>
           </w:p>
         </w:tc>
@@ -11613,7 +11613,7 @@
                 <w:color w:val="16A34A"/>
                 <w:sz w:val="16"/>
               </w:rPr>
-              <w:t>—</w:t>
+              <w:t>s00q04, s01q41, s02q14, s01q00b</w:t>
             </w:r>
           </w:p>
         </w:tc>
@@ -11793,7 +11793,7 @@
                 <w:color w:val="16A34A"/>
                 <w:sz w:val="16"/>
               </w:rPr>
-              <w:t>—</w:t>
+              <w:t>s00q04, s01q41, s02q14, s01q00b</w:t>
             </w:r>
           </w:p>
         </w:tc>
@@ -11973,7 +11973,7 @@
                 <w:color w:val="16A34A"/>
                 <w:sz w:val="16"/>
               </w:rPr>
-              <w:t>—</w:t>
+              <w:t>s00q04, s01q41, s02q14, s01q00b</w:t>
             </w:r>
           </w:p>
         </w:tc>
@@ -12153,7 +12153,7 @@
                 <w:color w:val="16A34A"/>
                 <w:sz w:val="16"/>
               </w:rPr>
-              <w:t>—</w:t>
+              <w:t>s00q04, s01q41, s02q14, s01q00b</w:t>
             </w:r>
           </w:p>
         </w:tc>
@@ -12333,7 +12333,7 @@
                 <w:color w:val="16A34A"/>
                 <w:sz w:val="16"/>
               </w:rPr>
-              <w:t>—</w:t>
+              <w:t>s00q04, s01q41, s02q14, s01q00b</w:t>
             </w:r>
           </w:p>
         </w:tc>
@@ -12513,7 +12513,7 @@
                 <w:color w:val="16A34A"/>
                 <w:sz w:val="16"/>
               </w:rPr>
-              <w:t>—</w:t>
+              <w:t>s00q04, s01q41, s02q14, s01q00b</w:t>
             </w:r>
           </w:p>
         </w:tc>
@@ -12693,7 +12693,7 @@
                 <w:color w:val="16A34A"/>
                 <w:sz w:val="16"/>
               </w:rPr>
-              <w:t>—</w:t>
+              <w:t>s00q04, s01q41, s02q14, s01q00b</w:t>
             </w:r>
           </w:p>
         </w:tc>
@@ -14313,7 +14313,7 @@
                 <w:color w:val="16A34A"/>
                 <w:sz w:val="16"/>
               </w:rPr>
-              <w:t>—</w:t>
+              <w:t>s01q23, s01q00b, s01q23_autre</w:t>
             </w:r>
           </w:p>
         </w:tc>
@@ -15843,7 +15843,7 @@
                 <w:color w:val="16A34A"/>
                 <w:sz w:val="16"/>
               </w:rPr>
-              <w:t>—</w:t>
+              <w:t>s01q23, s01q00b, s01q23_autre</w:t>
             </w:r>
           </w:p>
         </w:tc>
@@ -16203,7 +16203,7 @@
                 <w:color w:val="16A34A"/>
                 <w:sz w:val="16"/>
               </w:rPr>
-              <w:t>—</w:t>
+              <w:t>s01q23, s01q00b, s01q23_autre</w:t>
             </w:r>
           </w:p>
         </w:tc>
@@ -16923,7 +16923,7 @@
                 <w:color w:val="16A34A"/>
                 <w:sz w:val="16"/>
               </w:rPr>
-              <w:t>—</w:t>
+              <w:t>s00q27, s01q03a, s01q03b, s01q03c, s02q04, s03q14, s04q15, s04q16</w:t>
             </w:r>
           </w:p>
         </w:tc>
@@ -17103,7 +17103,7 @@
                 <w:color w:val="16A34A"/>
                 <w:sz w:val="16"/>
               </w:rPr>
-              <w:t>—</w:t>
+              <w:t>s01q23, s01q00b, s01q23_autre</w:t>
             </w:r>
           </w:p>
         </w:tc>
@@ -17193,7 +17193,7 @@
                 <w:color w:val="16A34A"/>
                 <w:sz w:val="16"/>
               </w:rPr>
-              <w:t>—</w:t>
+              <w:t>s01q25, s01q29, s01q30, s04q46, s01q00b</w:t>
             </w:r>
           </w:p>
         </w:tc>
@@ -17283,7 +17283,7 @@
                 <w:color w:val="16A34A"/>
                 <w:sz w:val="16"/>
               </w:rPr>
-              <w:t>—</w:t>
+              <w:t>s01q23, s01q00b, s01q23_autre</w:t>
             </w:r>
           </w:p>
         </w:tc>
@@ -17643,7 +17643,7 @@
                 <w:color w:val="16A34A"/>
                 <w:sz w:val="16"/>
               </w:rPr>
-              <w:t>—</w:t>
+              <w:t>s02q05, s03q30, s06q05, s11q36, s16aq45</w:t>
             </w:r>
           </w:p>
         </w:tc>
@@ -17733,7 +17733,7 @@
                 <w:color w:val="16A34A"/>
                 <w:sz w:val="16"/>
               </w:rPr>
-              <w:t>—</w:t>
+              <w:t>s01q25, s01q29, s01q30, s04q46, s01q00b</w:t>
             </w:r>
           </w:p>
         </w:tc>
@@ -17823,7 +17823,7 @@
                 <w:color w:val="16A34A"/>
                 <w:sz w:val="16"/>
               </w:rPr>
-              <w:t>—</w:t>
+              <w:t>s00q12a, s12q04, s02q31, s03q05, s03q08, s03q16, s06q23, s07bq01</w:t>
             </w:r>
           </w:p>
         </w:tc>
@@ -17913,7 +17913,7 @@
                 <w:color w:val="16A34A"/>
                 <w:sz w:val="16"/>
               </w:rPr>
-              <w:t>—</w:t>
+              <w:t>s00q27, s01q03a, s01q03b, s01q03c, s02q04, s03q14, s04q15, s04q16</w:t>
             </w:r>
           </w:p>
         </w:tc>
@@ -18003,7 +18003,7 @@
                 <w:color w:val="16A34A"/>
                 <w:sz w:val="16"/>
               </w:rPr>
-              <w:t>—</w:t>
+              <w:t>s02q05, s03q30, s06q05, s11q36, s16aq45</w:t>
             </w:r>
           </w:p>
         </w:tc>
@@ -18093,7 +18093,7 @@
                 <w:color w:val="16A34A"/>
                 <w:sz w:val="16"/>
               </w:rPr>
-              <w:t>—</w:t>
+              <w:t>s01q25, s01q29, s01q30, s04q46, s01q00b</w:t>
             </w:r>
           </w:p>
         </w:tc>
@@ -18183,7 +18183,7 @@
                 <w:color w:val="16A34A"/>
                 <w:sz w:val="16"/>
               </w:rPr>
-              <w:t>—</w:t>
+              <w:t>s01q02, s01q12, s01q13, s02q03__2, s03q01, s04q35a, s04q35b, s04q35c</w:t>
             </w:r>
           </w:p>
         </w:tc>
@@ -18273,7 +18273,7 @@
                 <w:color w:val="16A34A"/>
                 <w:sz w:val="16"/>
               </w:rPr>
-              <w:t>—</w:t>
+              <w:t>s00q28, s01q28, s01q29, s01q30, s02q01__1, s02q02__1, s03q19, s04q32</w:t>
             </w:r>
           </w:p>
         </w:tc>
@@ -18363,7 +18363,7 @@
                 <w:color w:val="16A34A"/>
                 <w:sz w:val="16"/>
               </w:rPr>
-              <w:t>—</w:t>
+              <w:t>s00q28, s01q28, s01q29, s01q30, s02q01__1, s02q02__1, s03q19, s04q32</w:t>
             </w:r>
           </w:p>
         </w:tc>
@@ -18453,7 +18453,7 @@
                 <w:color w:val="16A34A"/>
                 <w:sz w:val="16"/>
               </w:rPr>
-              <w:t>—</w:t>
+              <w:t>s01q25, s01q29, s01q30, s04q46, s01q00b</w:t>
             </w:r>
           </w:p>
         </w:tc>
@@ -18543,7 +18543,7 @@
                 <w:color w:val="16A34A"/>
                 <w:sz w:val="16"/>
               </w:rPr>
-              <w:t>—</w:t>
+              <w:t>s01q25, s01q29, s01q30, s04q46, s01q00b</w:t>
             </w:r>
           </w:p>
         </w:tc>
@@ -18903,7 +18903,7 @@
                 <w:color w:val="16A34A"/>
                 <w:sz w:val="16"/>
               </w:rPr>
-              <w:t>—</w:t>
+              <w:t>s01q39, s01q40, s01q43, s01q00b</w:t>
             </w:r>
           </w:p>
         </w:tc>
@@ -18993,7 +18993,7 @@
                 <w:color w:val="16A34A"/>
                 <w:sz w:val="16"/>
               </w:rPr>
-              <w:t>—</w:t>
+              <w:t>s00q27, s01q03a, s01q03b, s01q03c, s02q04, s03q14, s04q15, s04q16</w:t>
             </w:r>
           </w:p>
         </w:tc>
@@ -19083,7 +19083,7 @@
                 <w:color w:val="16A34A"/>
                 <w:sz w:val="16"/>
               </w:rPr>
-              <w:t>—</w:t>
+              <w:t>s00q27, s01q03a, s01q03b, s01q03c, s02q04, s03q14, s04q15, s04q16</w:t>
             </w:r>
           </w:p>
         </w:tc>
@@ -19173,7 +19173,7 @@
                 <w:color w:val="16A34A"/>
                 <w:sz w:val="16"/>
               </w:rPr>
-              <w:t>—</w:t>
+              <w:t>s01q47__7, s02q24, s04q49, s01q00b</w:t>
             </w:r>
           </w:p>
         </w:tc>
@@ -19263,7 +19263,7 @@
                 <w:color w:val="16A34A"/>
                 <w:sz w:val="16"/>
               </w:rPr>
-              <w:t>—</w:t>
+              <w:t>s01q47__7, s02q24, s04q49, s01q00b</w:t>
             </w:r>
           </w:p>
         </w:tc>
@@ -19353,7 +19353,7 @@
                 <w:color w:val="16A34A"/>
                 <w:sz w:val="16"/>
               </w:rPr>
-              <w:t>—</w:t>
+              <w:t>s01q64, s00q04, s02q20, s02q25, s04q17, s04q21, s04q35b, s04q46</w:t>
             </w:r>
           </w:p>
         </w:tc>
@@ -19443,7 +19443,7 @@
                 <w:color w:val="16A34A"/>
                 <w:sz w:val="16"/>
               </w:rPr>
-              <w:t>—</w:t>
+              <w:t>s01q23, s02q23, s03q55, s04q51, s01q00b</w:t>
             </w:r>
           </w:p>
         </w:tc>
@@ -19533,7 +19533,7 @@
                 <w:color w:val="16A34A"/>
                 <w:sz w:val="16"/>
               </w:rPr>
-              <w:t>—</w:t>
+              <w:t>s01q47__7, s02q24, s04q49, s01q00b</w:t>
             </w:r>
           </w:p>
         </w:tc>
@@ -19623,7 +19623,7 @@
                 <w:color w:val="16A34A"/>
                 <w:sz w:val="16"/>
               </w:rPr>
-              <w:t>—</w:t>
+              <w:t>s01q47__7, s02q24, s04q49, s01q00b</w:t>
             </w:r>
           </w:p>
         </w:tc>
@@ -19713,7 +19713,7 @@
                 <w:color w:val="16A34A"/>
                 <w:sz w:val="16"/>
               </w:rPr>
-              <w:t>—</w:t>
+              <w:t>s01q47__7, s02q24, s04q49, s01q00b</w:t>
             </w:r>
           </w:p>
         </w:tc>
@@ -19803,7 +19803,7 @@
                 <w:color w:val="16A34A"/>
                 <w:sz w:val="16"/>
               </w:rPr>
-              <w:t>—</w:t>
+              <w:t>s00q04, s03q24, s04q19, s04q51, s04q51_unite, s04q39, s04q43, s04q44</w:t>
             </w:r>
           </w:p>
         </w:tc>
@@ -19893,7 +19893,7 @@
                 <w:color w:val="16A34A"/>
                 <w:sz w:val="16"/>
               </w:rPr>
-              <w:t>—</w:t>
+              <w:t>s01q47__7, s02q24, s04q49, s01q00b</w:t>
             </w:r>
           </w:p>
         </w:tc>
@@ -19983,7 +19983,7 @@
                 <w:color w:val="16A34A"/>
                 <w:sz w:val="16"/>
               </w:rPr>
-              <w:t>—</w:t>
+              <w:t>s00q04, s03q24, s04q19, s04q51, s04q51_unite, s04q39, s04q43, s04q44</w:t>
             </w:r>
           </w:p>
         </w:tc>
@@ -20163,7 +20163,7 @@
                 <w:color w:val="16A34A"/>
                 <w:sz w:val="16"/>
               </w:rPr>
-              <w:t>—</w:t>
+              <w:t>s00q07a, s00q08, s00q10, s00q13_0, s00q15_0, s00q17_0, s00q23a, s00q23b</w:t>
             </w:r>
           </w:p>
         </w:tc>
@@ -20253,7 +20253,7 @@
                 <w:color w:val="16A34A"/>
                 <w:sz w:val="16"/>
               </w:rPr>
-              <w:t>—</w:t>
+              <w:t>s00q27, s01q00a, s01q12, s01q13, s02q04, s03q11, s03q12, s01q01</w:t>
             </w:r>
           </w:p>
         </w:tc>
@@ -20343,7 +20343,7 @@
                 <w:color w:val="16A34A"/>
                 <w:sz w:val="16"/>
               </w:rPr>
-              <w:t>—</w:t>
+              <w:t>s00q07a, s00q08, s00q10, s00q13_0, s00q15_0, s00q17_0, s00q23a, s00q23b</w:t>
             </w:r>
           </w:p>
         </w:tc>
@@ -20433,7 +20433,7 @@
                 <w:color w:val="16A34A"/>
                 <w:sz w:val="16"/>
               </w:rPr>
-              <w:t>—</w:t>
+              <w:t>s00q27, s01q00a, s01q12, s01q13, s02q04, s03q11, s03q12, s01q01</w:t>
             </w:r>
           </w:p>
         </w:tc>
